--- a/Отёт календарь.docx
+++ b/Отёт календарь.docx
@@ -81,6 +81,7 @@
       <w:r>
         <w:rPr>
           <w:rFonts w:ascii="Times New Roman" w:hAnsi="Times New Roman" w:cs="Times New Roman"/>
+          <w:noProof/>
           <w:sz w:val="28"/>
           <w:szCs w:val="28"/>
         </w:rPr>
@@ -248,6 +249,7 @@
       <w:r>
         <w:rPr>
           <w:rFonts w:ascii="Times New Roman" w:hAnsi="Times New Roman" w:cs="Times New Roman"/>
+          <w:noProof/>
           <w:sz w:val="24"/>
           <w:szCs w:val="24"/>
         </w:rPr>
@@ -420,6 +422,7 @@
       <w:r>
         <w:rPr>
           <w:rFonts w:ascii="Times New Roman" w:hAnsi="Times New Roman" w:cs="Times New Roman"/>
+          <w:noProof/>
           <w:sz w:val="24"/>
           <w:szCs w:val="24"/>
         </w:rPr>
@@ -588,6 +591,7 @@
       <w:r>
         <w:rPr>
           <w:rFonts w:ascii="Times New Roman" w:hAnsi="Times New Roman" w:cs="Times New Roman"/>
+          <w:noProof/>
           <w:sz w:val="24"/>
           <w:szCs w:val="24"/>
         </w:rPr>
@@ -778,6 +782,7 @@
       <w:r>
         <w:rPr>
           <w:rFonts w:ascii="Times New Roman" w:hAnsi="Times New Roman" w:cs="Times New Roman"/>
+          <w:noProof/>
           <w:sz w:val="24"/>
           <w:szCs w:val="24"/>
         </w:rPr>
@@ -934,6 +939,7 @@
       <w:r>
         <w:rPr>
           <w:rFonts w:ascii="Times New Roman" w:hAnsi="Times New Roman" w:cs="Times New Roman"/>
+          <w:noProof/>
           <w:sz w:val="28"/>
           <w:szCs w:val="28"/>
         </w:rPr>
@@ -1101,6 +1107,7 @@
       <w:r>
         <w:rPr>
           <w:rFonts w:ascii="Times New Roman" w:hAnsi="Times New Roman" w:cs="Times New Roman"/>
+          <w:noProof/>
           <w:sz w:val="24"/>
           <w:szCs w:val="24"/>
         </w:rPr>
@@ -1196,6 +1203,736 @@
           <w:szCs w:val="24"/>
         </w:rPr>
         <w:t>Рисунок 7. Окно загрузки приложения</w:t>
+      </w:r>
+    </w:p>
+    <w:p>
+      <w:pPr>
+        <w:spacing w:after="0" w:line="360" w:lineRule="auto"/>
+        <w:ind w:firstLine="709"/>
+        <w:jc w:val="center"/>
+        <w:rPr>
+          <w:rFonts w:ascii="Times New Roman" w:hAnsi="Times New Roman" w:cs="Times New Roman"/>
+          <w:sz w:val="24"/>
+          <w:szCs w:val="24"/>
+        </w:rPr>
+      </w:pPr>
+    </w:p>
+    <w:p>
+      <w:pPr>
+        <w:spacing w:after="0" w:line="360" w:lineRule="auto"/>
+        <w:ind w:firstLine="709"/>
+        <w:jc w:val="center"/>
+        <w:rPr>
+          <w:rFonts w:ascii="Times New Roman" w:hAnsi="Times New Roman" w:cs="Times New Roman"/>
+          <w:sz w:val="24"/>
+          <w:szCs w:val="24"/>
+        </w:rPr>
+      </w:pPr>
+      <w:r>
+        <w:rPr>
+          <w:rFonts w:ascii="Times New Roman" w:hAnsi="Times New Roman" w:cs="Times New Roman"/>
+          <w:sz w:val="24"/>
+          <w:szCs w:val="24"/>
+        </w:rPr>
+        <w:lastRenderedPageBreak/>
+        <w:drawing>
+          <wp:inline distT="0" distB="0" distL="0" distR="0" wp14:anchorId="19436B21" wp14:editId="5E943BDD">
+            <wp:extent cx="3372321" cy="4210638"/>
+            <wp:effectExtent l="19050" t="19050" r="19050" b="19050"/>
+            <wp:docPr id="12" name="Рисунок 12"/>
+            <wp:cNvGraphicFramePr>
+              <a:graphicFrameLocks xmlns:a="http://schemas.openxmlformats.org/drawingml/2006/main" noChangeAspect="1"/>
+            </wp:cNvGraphicFramePr>
+            <a:graphic xmlns:a="http://schemas.openxmlformats.org/drawingml/2006/main">
+              <a:graphicData uri="http://schemas.openxmlformats.org/drawingml/2006/picture">
+                <pic:pic xmlns:pic="http://schemas.openxmlformats.org/drawingml/2006/picture">
+                  <pic:nvPicPr>
+                    <pic:cNvPr id="1" name=""/>
+                    <pic:cNvPicPr/>
+                  </pic:nvPicPr>
+                  <pic:blipFill>
+                    <a:blip r:embed="rId12"/>
+                    <a:stretch>
+                      <a:fillRect/>
+                    </a:stretch>
+                  </pic:blipFill>
+                  <pic:spPr>
+                    <a:xfrm>
+                      <a:off x="0" y="0"/>
+                      <a:ext cx="3372321" cy="4210638"/>
+                    </a:xfrm>
+                    <a:prstGeom prst="rect">
+                      <a:avLst/>
+                    </a:prstGeom>
+                    <a:ln>
+                      <a:solidFill>
+                        <a:schemeClr val="tx1"/>
+                      </a:solidFill>
+                    </a:ln>
+                  </pic:spPr>
+                </pic:pic>
+              </a:graphicData>
+            </a:graphic>
+          </wp:inline>
+        </w:drawing>
+      </w:r>
+    </w:p>
+    <w:p>
+      <w:pPr>
+        <w:spacing w:after="0" w:line="360" w:lineRule="auto"/>
+        <w:ind w:firstLine="709"/>
+        <w:jc w:val="center"/>
+        <w:rPr>
+          <w:rFonts w:ascii="Times New Roman" w:hAnsi="Times New Roman" w:cs="Times New Roman"/>
+          <w:sz w:val="28"/>
+          <w:szCs w:val="28"/>
+        </w:rPr>
+      </w:pPr>
+      <w:r>
+        <w:rPr>
+          <w:rFonts w:ascii="Times New Roman" w:hAnsi="Times New Roman" w:cs="Times New Roman"/>
+          <w:sz w:val="28"/>
+          <w:szCs w:val="28"/>
+          <w:lang w:val="en-US"/>
+        </w:rPr>
+        <w:t>QR</w:t>
+      </w:r>
+      <w:r>
+        <w:rPr>
+          <w:rFonts w:ascii="Times New Roman" w:hAnsi="Times New Roman" w:cs="Times New Roman"/>
+          <w:sz w:val="28"/>
+          <w:szCs w:val="28"/>
+        </w:rPr>
+        <w:t xml:space="preserve"> – код для скачивания приложения</w:t>
+      </w:r>
+    </w:p>
+    <w:p>
+      <w:pPr>
+        <w:spacing w:after="0" w:line="360" w:lineRule="auto"/>
+        <w:ind w:firstLine="709"/>
+        <w:jc w:val="center"/>
+        <w:rPr>
+          <w:rFonts w:ascii="Times New Roman" w:hAnsi="Times New Roman" w:cs="Times New Roman"/>
+          <w:sz w:val="24"/>
+          <w:szCs w:val="24"/>
+        </w:rPr>
+      </w:pPr>
+    </w:p>
+    <w:p>
+      <w:pPr>
+        <w:spacing w:after="0" w:line="360" w:lineRule="auto"/>
+        <w:ind w:firstLine="709"/>
+        <w:jc w:val="center"/>
+        <w:rPr>
+          <w:rFonts w:ascii="Times New Roman" w:hAnsi="Times New Roman" w:cs="Times New Roman"/>
+          <w:sz w:val="24"/>
+          <w:szCs w:val="24"/>
+          <w:lang w:val="en-US"/>
+        </w:rPr>
+      </w:pPr>
+    </w:p>
+    <w:p>
+      <w:pPr>
+        <w:spacing w:after="0" w:line="360" w:lineRule="auto"/>
+        <w:ind w:firstLine="709"/>
+        <w:jc w:val="both"/>
+        <w:rPr>
+          <w:rFonts w:ascii="Times New Roman" w:hAnsi="Times New Roman" w:cs="Times New Roman"/>
+          <w:sz w:val="28"/>
+          <w:szCs w:val="28"/>
+        </w:rPr>
+      </w:pPr>
+      <w:r>
+        <w:rPr>
+          <w:rFonts w:ascii="Times New Roman" w:hAnsi="Times New Roman" w:cs="Times New Roman"/>
+          <w:sz w:val="28"/>
+          <w:szCs w:val="28"/>
+        </w:rPr>
+        <w:t xml:space="preserve">Попробуем сделать приложение через платформу </w:t>
+      </w:r>
+      <w:hyperlink r:id="rId13" w:history="1">
+        <w:r>
+          <w:rPr>
+            <w:rStyle w:val="a3"/>
+            <w:rFonts w:ascii="Times New Roman" w:hAnsi="Times New Roman" w:cs="Times New Roman"/>
+            <w:color w:val="auto"/>
+            <w:sz w:val="28"/>
+            <w:szCs w:val="28"/>
+            <w:shd w:val="clear" w:color="auto" w:fill="FFFFFF"/>
+          </w:rPr>
+          <w:t>https://mobincube.com/ru/</w:t>
+        </w:r>
+      </w:hyperlink>
+      <w:r>
+        <w:rPr>
+          <w:rFonts w:ascii="Times New Roman" w:hAnsi="Times New Roman" w:cs="Times New Roman"/>
+          <w:sz w:val="28"/>
+          <w:szCs w:val="28"/>
+          <w:shd w:val="clear" w:color="auto" w:fill="FFFFFF"/>
+        </w:rPr>
+        <w:t>. Для начала нужно зарегистрироваться (см.рис.8)</w:t>
+      </w:r>
+    </w:p>
+    <w:p>
+      <w:pPr>
+        <w:spacing w:after="0" w:line="240" w:lineRule="auto"/>
+        <w:ind w:firstLine="709"/>
+        <w:jc w:val="center"/>
+        <w:rPr>
+          <w:rFonts w:ascii="Times New Roman" w:hAnsi="Times New Roman" w:cs="Times New Roman"/>
+          <w:sz w:val="24"/>
+          <w:szCs w:val="24"/>
+        </w:rPr>
+      </w:pPr>
+    </w:p>
+    <w:p>
+      <w:pPr>
+        <w:spacing w:after="0" w:line="240" w:lineRule="auto"/>
+        <w:ind w:firstLine="709"/>
+        <w:jc w:val="center"/>
+        <w:rPr>
+          <w:rFonts w:ascii="Times New Roman" w:hAnsi="Times New Roman" w:cs="Times New Roman"/>
+          <w:sz w:val="24"/>
+          <w:szCs w:val="24"/>
+        </w:rPr>
+      </w:pPr>
+      <w:r>
+        <w:rPr>
+          <w:rFonts w:ascii="Times New Roman" w:hAnsi="Times New Roman" w:cs="Times New Roman"/>
+          <w:sz w:val="24"/>
+          <w:szCs w:val="24"/>
+        </w:rPr>
+        <w:drawing>
+          <wp:anchor distT="0" distB="0" distL="114300" distR="114300" simplePos="0" relativeHeight="251665408" behindDoc="0" locked="0" layoutInCell="1" allowOverlap="1" wp14:anchorId="11CC4B5B" wp14:editId="32EB25E9">
+            <wp:simplePos x="0" y="0"/>
+            <wp:positionH relativeFrom="column">
+              <wp:posOffset>100965</wp:posOffset>
+            </wp:positionH>
+            <wp:positionV relativeFrom="paragraph">
+              <wp:posOffset>266700</wp:posOffset>
+            </wp:positionV>
+            <wp:extent cx="5940425" cy="885190"/>
+            <wp:effectExtent l="19050" t="19050" r="22225" b="10160"/>
+            <wp:wrapTopAndBottom/>
+            <wp:docPr id="8" name="Рисунок 8"/>
+            <wp:cNvGraphicFramePr>
+              <a:graphicFrameLocks xmlns:a="http://schemas.openxmlformats.org/drawingml/2006/main" noChangeAspect="1"/>
+            </wp:cNvGraphicFramePr>
+            <a:graphic xmlns:a="http://schemas.openxmlformats.org/drawingml/2006/main">
+              <a:graphicData uri="http://schemas.openxmlformats.org/drawingml/2006/picture">
+                <pic:pic xmlns:pic="http://schemas.openxmlformats.org/drawingml/2006/picture">
+                  <pic:nvPicPr>
+                    <pic:cNvPr id="1" name=""/>
+                    <pic:cNvPicPr/>
+                  </pic:nvPicPr>
+                  <pic:blipFill>
+                    <a:blip r:embed="rId14">
+                      <a:extLst>
+                        <a:ext uri="{28A0092B-C50C-407E-A947-70E740481C1C}">
+                          <a14:useLocalDpi xmlns:a14="http://schemas.microsoft.com/office/drawing/2010/main" val="0"/>
+                        </a:ext>
+                      </a:extLst>
+                    </a:blip>
+                    <a:stretch>
+                      <a:fillRect/>
+                    </a:stretch>
+                  </pic:blipFill>
+                  <pic:spPr>
+                    <a:xfrm>
+                      <a:off x="0" y="0"/>
+                      <a:ext cx="5940425" cy="885190"/>
+                    </a:xfrm>
+                    <a:prstGeom prst="rect">
+                      <a:avLst/>
+                    </a:prstGeom>
+                    <a:ln>
+                      <a:solidFill>
+                        <a:schemeClr val="tx1"/>
+                      </a:solidFill>
+                    </a:ln>
+                  </pic:spPr>
+                </pic:pic>
+              </a:graphicData>
+            </a:graphic>
+          </wp:anchor>
+        </w:drawing>
+      </w:r>
+    </w:p>
+    <w:p>
+      <w:pPr>
+        <w:spacing w:after="0" w:line="360" w:lineRule="auto"/>
+        <w:ind w:firstLine="709"/>
+        <w:jc w:val="center"/>
+        <w:rPr>
+          <w:rFonts w:ascii="Times New Roman" w:hAnsi="Times New Roman" w:cs="Times New Roman"/>
+          <w:sz w:val="24"/>
+          <w:szCs w:val="24"/>
+        </w:rPr>
+      </w:pPr>
+    </w:p>
+    <w:p>
+      <w:pPr>
+        <w:spacing w:after="0" w:line="360" w:lineRule="auto"/>
+        <w:ind w:firstLine="709"/>
+        <w:jc w:val="center"/>
+        <w:rPr>
+          <w:rFonts w:ascii="Times New Roman" w:hAnsi="Times New Roman" w:cs="Times New Roman"/>
+          <w:sz w:val="24"/>
+          <w:szCs w:val="24"/>
+        </w:rPr>
+      </w:pPr>
+      <w:r>
+        <w:rPr>
+          <w:rFonts w:ascii="Times New Roman" w:hAnsi="Times New Roman" w:cs="Times New Roman"/>
+          <w:sz w:val="24"/>
+          <w:szCs w:val="24"/>
+        </w:rPr>
+        <w:t>Рисунок 8. Окно регистраци</w:t>
+      </w:r>
+      <w:r>
+        <w:rPr>
+          <w:rFonts w:ascii="Times New Roman" w:hAnsi="Times New Roman" w:cs="Times New Roman"/>
+          <w:sz w:val="24"/>
+          <w:szCs w:val="24"/>
+        </w:rPr>
+        <w:t>и</w:t>
+      </w:r>
+    </w:p>
+    <w:p>
+      <w:pPr>
+        <w:spacing w:after="0" w:line="360" w:lineRule="auto"/>
+        <w:ind w:firstLine="709"/>
+        <w:jc w:val="center"/>
+        <w:rPr>
+          <w:rFonts w:ascii="Times New Roman" w:hAnsi="Times New Roman" w:cs="Times New Roman"/>
+          <w:sz w:val="24"/>
+          <w:szCs w:val="24"/>
+        </w:rPr>
+      </w:pPr>
+    </w:p>
+    <w:p>
+      <w:pPr>
+        <w:spacing w:after="0" w:line="360" w:lineRule="auto"/>
+        <w:ind w:firstLine="709"/>
+        <w:jc w:val="center"/>
+        <w:rPr>
+          <w:rFonts w:ascii="Times New Roman" w:hAnsi="Times New Roman" w:cs="Times New Roman"/>
+          <w:sz w:val="24"/>
+          <w:szCs w:val="24"/>
+        </w:rPr>
+      </w:pPr>
+    </w:p>
+    <w:p>
+      <w:pPr>
+        <w:spacing w:after="0" w:line="360" w:lineRule="auto"/>
+        <w:ind w:firstLine="709"/>
+        <w:jc w:val="both"/>
+        <w:rPr>
+          <w:rFonts w:ascii="Times New Roman" w:hAnsi="Times New Roman" w:cs="Times New Roman"/>
+          <w:sz w:val="28"/>
+          <w:szCs w:val="28"/>
+        </w:rPr>
+      </w:pPr>
+      <w:r>
+        <w:rPr>
+          <w:rFonts w:ascii="Times New Roman" w:hAnsi="Times New Roman" w:cs="Times New Roman"/>
+          <w:sz w:val="28"/>
+          <w:szCs w:val="28"/>
+        </w:rPr>
+        <w:t>После регистрации нажимаем на кнопку «Новый проект» в верхнем правом углу (см.рис.9).</w:t>
+      </w:r>
+    </w:p>
+    <w:p>
+      <w:pPr>
+        <w:spacing w:after="0" w:line="240" w:lineRule="auto"/>
+        <w:ind w:firstLine="709"/>
+        <w:jc w:val="both"/>
+        <w:rPr>
+          <w:rFonts w:ascii="Times New Roman" w:hAnsi="Times New Roman" w:cs="Times New Roman"/>
+          <w:sz w:val="24"/>
+          <w:szCs w:val="24"/>
+        </w:rPr>
+      </w:pPr>
+    </w:p>
+    <w:p>
+      <w:pPr>
+        <w:spacing w:after="0" w:line="240" w:lineRule="auto"/>
+        <w:ind w:firstLine="709"/>
+        <w:jc w:val="both"/>
+        <w:rPr>
+          <w:rFonts w:ascii="Times New Roman" w:hAnsi="Times New Roman" w:cs="Times New Roman"/>
+          <w:sz w:val="24"/>
+          <w:szCs w:val="24"/>
+        </w:rPr>
+      </w:pPr>
+      <w:r>
+        <w:rPr>
+          <w:rFonts w:ascii="Times New Roman" w:hAnsi="Times New Roman" w:cs="Times New Roman"/>
+          <w:sz w:val="24"/>
+          <w:szCs w:val="24"/>
+        </w:rPr>
+        <w:lastRenderedPageBreak/>
+        <w:drawing>
+          <wp:anchor distT="0" distB="0" distL="114300" distR="114300" simplePos="0" relativeHeight="251666432" behindDoc="0" locked="0" layoutInCell="1" allowOverlap="1" wp14:anchorId="72D2D1AA" wp14:editId="287EAD91">
+            <wp:simplePos x="0" y="0"/>
+            <wp:positionH relativeFrom="column">
+              <wp:posOffset>1633855</wp:posOffset>
+            </wp:positionH>
+            <wp:positionV relativeFrom="paragraph">
+              <wp:posOffset>205740</wp:posOffset>
+            </wp:positionV>
+            <wp:extent cx="3244215" cy="762000"/>
+            <wp:effectExtent l="19050" t="19050" r="13335" b="19050"/>
+            <wp:wrapTopAndBottom/>
+            <wp:docPr id="9" name="Рисунок 9"/>
+            <wp:cNvGraphicFramePr>
+              <a:graphicFrameLocks xmlns:a="http://schemas.openxmlformats.org/drawingml/2006/main" noChangeAspect="1"/>
+            </wp:cNvGraphicFramePr>
+            <a:graphic xmlns:a="http://schemas.openxmlformats.org/drawingml/2006/main">
+              <a:graphicData uri="http://schemas.openxmlformats.org/drawingml/2006/picture">
+                <pic:pic xmlns:pic="http://schemas.openxmlformats.org/drawingml/2006/picture">
+                  <pic:nvPicPr>
+                    <pic:cNvPr id="1" name=""/>
+                    <pic:cNvPicPr/>
+                  </pic:nvPicPr>
+                  <pic:blipFill>
+                    <a:blip r:embed="rId15">
+                      <a:extLst>
+                        <a:ext uri="{28A0092B-C50C-407E-A947-70E740481C1C}">
+                          <a14:useLocalDpi xmlns:a14="http://schemas.microsoft.com/office/drawing/2010/main" val="0"/>
+                        </a:ext>
+                      </a:extLst>
+                    </a:blip>
+                    <a:stretch>
+                      <a:fillRect/>
+                    </a:stretch>
+                  </pic:blipFill>
+                  <pic:spPr>
+                    <a:xfrm>
+                      <a:off x="0" y="0"/>
+                      <a:ext cx="3244215" cy="762000"/>
+                    </a:xfrm>
+                    <a:prstGeom prst="rect">
+                      <a:avLst/>
+                    </a:prstGeom>
+                    <a:ln>
+                      <a:solidFill>
+                        <a:schemeClr val="tx1"/>
+                      </a:solidFill>
+                    </a:ln>
+                  </pic:spPr>
+                </pic:pic>
+              </a:graphicData>
+            </a:graphic>
+            <wp14:sizeRelH relativeFrom="margin">
+              <wp14:pctWidth>0</wp14:pctWidth>
+            </wp14:sizeRelH>
+            <wp14:sizeRelV relativeFrom="margin">
+              <wp14:pctHeight>0</wp14:pctHeight>
+            </wp14:sizeRelV>
+          </wp:anchor>
+        </w:drawing>
+      </w:r>
+    </w:p>
+    <w:p>
+      <w:pPr>
+        <w:spacing w:after="0" w:line="360" w:lineRule="auto"/>
+        <w:ind w:firstLine="709"/>
+        <w:jc w:val="both"/>
+        <w:rPr>
+          <w:rFonts w:ascii="Times New Roman" w:hAnsi="Times New Roman" w:cs="Times New Roman"/>
+          <w:sz w:val="24"/>
+          <w:szCs w:val="24"/>
+        </w:rPr>
+      </w:pPr>
+    </w:p>
+    <w:p>
+      <w:pPr>
+        <w:spacing w:after="0" w:line="360" w:lineRule="auto"/>
+        <w:ind w:firstLine="709"/>
+        <w:jc w:val="center"/>
+        <w:rPr>
+          <w:rFonts w:ascii="Times New Roman" w:hAnsi="Times New Roman" w:cs="Times New Roman"/>
+          <w:sz w:val="24"/>
+          <w:szCs w:val="24"/>
+        </w:rPr>
+      </w:pPr>
+      <w:r>
+        <w:rPr>
+          <w:rFonts w:ascii="Times New Roman" w:hAnsi="Times New Roman" w:cs="Times New Roman"/>
+          <w:sz w:val="24"/>
+          <w:szCs w:val="24"/>
+        </w:rPr>
+        <w:t>Рисунок 9. Окно приложения</w:t>
+      </w:r>
+    </w:p>
+    <w:p>
+      <w:pPr>
+        <w:spacing w:after="0" w:line="360" w:lineRule="auto"/>
+        <w:ind w:firstLine="709"/>
+        <w:jc w:val="center"/>
+        <w:rPr>
+          <w:rFonts w:ascii="Times New Roman" w:hAnsi="Times New Roman" w:cs="Times New Roman"/>
+          <w:sz w:val="24"/>
+          <w:szCs w:val="24"/>
+        </w:rPr>
+      </w:pPr>
+    </w:p>
+    <w:p>
+      <w:pPr>
+        <w:spacing w:after="0" w:line="360" w:lineRule="auto"/>
+        <w:ind w:firstLine="709"/>
+        <w:jc w:val="both"/>
+        <w:rPr>
+          <w:rFonts w:ascii="Times New Roman" w:hAnsi="Times New Roman" w:cs="Times New Roman"/>
+          <w:sz w:val="28"/>
+          <w:szCs w:val="28"/>
+        </w:rPr>
+      </w:pPr>
+      <w:r>
+        <w:rPr>
+          <w:rFonts w:ascii="Times New Roman" w:hAnsi="Times New Roman" w:cs="Times New Roman"/>
+          <w:sz w:val="28"/>
+          <w:szCs w:val="28"/>
+        </w:rPr>
+        <w:t>Добавляем промт и даем наименование приложению (см.рис.10,11)</w:t>
+      </w:r>
+    </w:p>
+    <w:p>
+      <w:pPr>
+        <w:spacing w:after="0" w:line="240" w:lineRule="auto"/>
+        <w:ind w:firstLine="709"/>
+        <w:jc w:val="both"/>
+        <w:rPr>
+          <w:rFonts w:ascii="Times New Roman" w:hAnsi="Times New Roman" w:cs="Times New Roman"/>
+          <w:sz w:val="24"/>
+          <w:szCs w:val="24"/>
+        </w:rPr>
+      </w:pPr>
+    </w:p>
+    <w:p>
+      <w:pPr>
+        <w:spacing w:after="0" w:line="240" w:lineRule="auto"/>
+        <w:ind w:firstLine="709"/>
+        <w:jc w:val="both"/>
+        <w:rPr>
+          <w:rFonts w:ascii="Times New Roman" w:hAnsi="Times New Roman" w:cs="Times New Roman"/>
+          <w:sz w:val="24"/>
+          <w:szCs w:val="24"/>
+        </w:rPr>
+      </w:pPr>
+      <w:r>
+        <w:rPr>
+          <w:rFonts w:ascii="Times New Roman" w:hAnsi="Times New Roman" w:cs="Times New Roman"/>
+          <w:sz w:val="24"/>
+          <w:szCs w:val="24"/>
+        </w:rPr>
+        <w:drawing>
+          <wp:anchor distT="0" distB="0" distL="114300" distR="114300" simplePos="0" relativeHeight="251667456" behindDoc="0" locked="0" layoutInCell="1" allowOverlap="1" wp14:anchorId="4889901D" wp14:editId="01FEF720">
+            <wp:simplePos x="0" y="0"/>
+            <wp:positionH relativeFrom="column">
+              <wp:posOffset>889000</wp:posOffset>
+            </wp:positionH>
+            <wp:positionV relativeFrom="paragraph">
+              <wp:posOffset>229235</wp:posOffset>
+            </wp:positionV>
+            <wp:extent cx="4351020" cy="2263140"/>
+            <wp:effectExtent l="19050" t="19050" r="11430" b="22860"/>
+            <wp:wrapTopAndBottom/>
+            <wp:docPr id="10" name="Рисунок 10"/>
+            <wp:cNvGraphicFramePr>
+              <a:graphicFrameLocks xmlns:a="http://schemas.openxmlformats.org/drawingml/2006/main" noChangeAspect="1"/>
+            </wp:cNvGraphicFramePr>
+            <a:graphic xmlns:a="http://schemas.openxmlformats.org/drawingml/2006/main">
+              <a:graphicData uri="http://schemas.openxmlformats.org/drawingml/2006/picture">
+                <pic:pic xmlns:pic="http://schemas.openxmlformats.org/drawingml/2006/picture">
+                  <pic:nvPicPr>
+                    <pic:cNvPr id="1" name=""/>
+                    <pic:cNvPicPr/>
+                  </pic:nvPicPr>
+                  <pic:blipFill>
+                    <a:blip r:embed="rId16">
+                      <a:extLst>
+                        <a:ext uri="{28A0092B-C50C-407E-A947-70E740481C1C}">
+                          <a14:useLocalDpi xmlns:a14="http://schemas.microsoft.com/office/drawing/2010/main" val="0"/>
+                        </a:ext>
+                      </a:extLst>
+                    </a:blip>
+                    <a:stretch>
+                      <a:fillRect/>
+                    </a:stretch>
+                  </pic:blipFill>
+                  <pic:spPr>
+                    <a:xfrm>
+                      <a:off x="0" y="0"/>
+                      <a:ext cx="4351020" cy="2263140"/>
+                    </a:xfrm>
+                    <a:prstGeom prst="rect">
+                      <a:avLst/>
+                    </a:prstGeom>
+                    <a:ln>
+                      <a:solidFill>
+                        <a:schemeClr val="tx1"/>
+                      </a:solidFill>
+                    </a:ln>
+                  </pic:spPr>
+                </pic:pic>
+              </a:graphicData>
+            </a:graphic>
+            <wp14:sizeRelH relativeFrom="margin">
+              <wp14:pctWidth>0</wp14:pctWidth>
+            </wp14:sizeRelH>
+            <wp14:sizeRelV relativeFrom="margin">
+              <wp14:pctHeight>0</wp14:pctHeight>
+            </wp14:sizeRelV>
+          </wp:anchor>
+        </w:drawing>
+      </w:r>
+    </w:p>
+    <w:p>
+      <w:pPr>
+        <w:spacing w:after="0" w:line="360" w:lineRule="auto"/>
+        <w:ind w:firstLine="709"/>
+        <w:jc w:val="both"/>
+        <w:rPr>
+          <w:rFonts w:ascii="Times New Roman" w:hAnsi="Times New Roman" w:cs="Times New Roman"/>
+          <w:sz w:val="24"/>
+          <w:szCs w:val="24"/>
+        </w:rPr>
+      </w:pPr>
+    </w:p>
+    <w:p>
+      <w:pPr>
+        <w:spacing w:after="0" w:line="360" w:lineRule="auto"/>
+        <w:ind w:firstLine="709"/>
+        <w:jc w:val="center"/>
+        <w:rPr>
+          <w:rFonts w:ascii="Times New Roman" w:hAnsi="Times New Roman" w:cs="Times New Roman"/>
+          <w:sz w:val="24"/>
+          <w:szCs w:val="24"/>
+        </w:rPr>
+      </w:pPr>
+      <w:r>
+        <w:rPr>
+          <w:rFonts w:ascii="Times New Roman" w:hAnsi="Times New Roman" w:cs="Times New Roman"/>
+          <w:sz w:val="24"/>
+          <w:szCs w:val="24"/>
+        </w:rPr>
+        <w:t>Рисунок 10. Окно приложения</w:t>
+      </w:r>
+    </w:p>
+    <w:p>
+      <w:pPr>
+        <w:spacing w:after="0" w:line="360" w:lineRule="auto"/>
+        <w:ind w:firstLine="709"/>
+        <w:jc w:val="center"/>
+        <w:rPr>
+          <w:rFonts w:ascii="Times New Roman" w:hAnsi="Times New Roman" w:cs="Times New Roman"/>
+          <w:sz w:val="24"/>
+          <w:szCs w:val="24"/>
+        </w:rPr>
+      </w:pPr>
+      <w:r>
+        <w:rPr>
+          <w:rFonts w:ascii="Times New Roman" w:hAnsi="Times New Roman" w:cs="Times New Roman"/>
+          <w:sz w:val="24"/>
+          <w:szCs w:val="24"/>
+        </w:rPr>
+        <w:drawing>
+          <wp:anchor distT="0" distB="0" distL="114300" distR="114300" simplePos="0" relativeHeight="251668480" behindDoc="0" locked="0" layoutInCell="1" allowOverlap="1" wp14:anchorId="7A908F26" wp14:editId="27839733">
+            <wp:simplePos x="0" y="0"/>
+            <wp:positionH relativeFrom="column">
+              <wp:posOffset>1291590</wp:posOffset>
+            </wp:positionH>
+            <wp:positionV relativeFrom="paragraph">
+              <wp:posOffset>76200</wp:posOffset>
+            </wp:positionV>
+            <wp:extent cx="3810000" cy="3314179"/>
+            <wp:effectExtent l="19050" t="19050" r="19050" b="19685"/>
+            <wp:wrapTopAndBottom/>
+            <wp:docPr id="11" name="Рисунок 11"/>
+            <wp:cNvGraphicFramePr>
+              <a:graphicFrameLocks xmlns:a="http://schemas.openxmlformats.org/drawingml/2006/main" noChangeAspect="1"/>
+            </wp:cNvGraphicFramePr>
+            <a:graphic xmlns:a="http://schemas.openxmlformats.org/drawingml/2006/main">
+              <a:graphicData uri="http://schemas.openxmlformats.org/drawingml/2006/picture">
+                <pic:pic xmlns:pic="http://schemas.openxmlformats.org/drawingml/2006/picture">
+                  <pic:nvPicPr>
+                    <pic:cNvPr id="1" name=""/>
+                    <pic:cNvPicPr/>
+                  </pic:nvPicPr>
+                  <pic:blipFill>
+                    <a:blip r:embed="rId17">
+                      <a:extLst>
+                        <a:ext uri="{28A0092B-C50C-407E-A947-70E740481C1C}">
+                          <a14:useLocalDpi xmlns:a14="http://schemas.microsoft.com/office/drawing/2010/main" val="0"/>
+                        </a:ext>
+                      </a:extLst>
+                    </a:blip>
+                    <a:stretch>
+                      <a:fillRect/>
+                    </a:stretch>
+                  </pic:blipFill>
+                  <pic:spPr>
+                    <a:xfrm>
+                      <a:off x="0" y="0"/>
+                      <a:ext cx="3810000" cy="3314179"/>
+                    </a:xfrm>
+                    <a:prstGeom prst="rect">
+                      <a:avLst/>
+                    </a:prstGeom>
+                    <a:ln>
+                      <a:solidFill>
+                        <a:schemeClr val="tx1"/>
+                      </a:solidFill>
+                    </a:ln>
+                  </pic:spPr>
+                </pic:pic>
+              </a:graphicData>
+            </a:graphic>
+          </wp:anchor>
+        </w:drawing>
+      </w:r>
+    </w:p>
+    <w:p>
+      <w:pPr>
+        <w:spacing w:after="0" w:line="360" w:lineRule="auto"/>
+        <w:ind w:firstLine="709"/>
+        <w:jc w:val="center"/>
+        <w:rPr>
+          <w:rFonts w:ascii="Times New Roman" w:hAnsi="Times New Roman" w:cs="Times New Roman"/>
+          <w:sz w:val="24"/>
+          <w:szCs w:val="24"/>
+        </w:rPr>
+      </w:pPr>
+      <w:r>
+        <w:rPr>
+          <w:rFonts w:ascii="Times New Roman" w:hAnsi="Times New Roman" w:cs="Times New Roman"/>
+          <w:sz w:val="24"/>
+          <w:szCs w:val="24"/>
+        </w:rPr>
+        <w:t>Рисунок 11. Окно названия приложения</w:t>
+      </w:r>
+    </w:p>
+    <w:p>
+      <w:pPr>
+        <w:spacing w:after="0" w:line="360" w:lineRule="auto"/>
+        <w:ind w:firstLine="709"/>
+        <w:jc w:val="center"/>
+        <w:rPr>
+          <w:rFonts w:ascii="Times New Roman" w:hAnsi="Times New Roman" w:cs="Times New Roman"/>
+          <w:sz w:val="24"/>
+          <w:szCs w:val="24"/>
+        </w:rPr>
+      </w:pPr>
+      <w:r>
+        <w:rPr>
+          <w:rFonts w:ascii="Times New Roman" w:hAnsi="Times New Roman" w:cs="Times New Roman"/>
+          <w:sz w:val="24"/>
+          <w:szCs w:val="24"/>
+        </w:rPr>
+        <w:lastRenderedPageBreak/>
+        <w:t>После настройки приложения можем его скачать и поделиться ссылкой.</w:t>
       </w:r>
     </w:p>
     <w:sectPr>
